--- a/templates/templatescotizacion_plagas.docx
+++ b/templates/templatescotizacion_plagas.docx
@@ -3120,6 +3120,14 @@
         </w:rPr>
         <w:t>utilizados</w:t>
       </w:r>
+    </w:p>
+    <w:p>
+      <w:pPr>
+        <w:pStyle w:val="Textoindependiente"/>
+        <w:rPr>
+          <w:sz w:val="34"/>
+        </w:rPr>
+      </w:pPr>
     </w:p>
     <w:p>
       <w:pPr>
